--- a/results/tables/all_experiment_tables.docx
+++ b/results/tables/all_experiment_tables.docx
@@ -25,16 +25,17 @@
         <w:tblLook w:firstColumn="1" w:firstRow="1" w:lastColumn="0" w:lastRow="0" w:noHBand="0" w:noVBand="1" w:val="04A0"/>
       </w:tblPr>
       <w:tblGrid>
-        <w:gridCol w:w="1728"/>
-        <w:gridCol w:w="1728"/>
-        <w:gridCol w:w="1728"/>
-        <w:gridCol w:w="1728"/>
-        <w:gridCol w:w="1728"/>
+        <w:gridCol w:w="1440"/>
+        <w:gridCol w:w="1440"/>
+        <w:gridCol w:w="1440"/>
+        <w:gridCol w:w="1440"/>
+        <w:gridCol w:w="1440"/>
+        <w:gridCol w:w="1440"/>
       </w:tblGrid>
       <w:tr>
         <w:tc>
           <w:tcPr>
-            <w:tcW w:type="dxa" w:w="1728"/>
+            <w:tcW w:type="dxa" w:w="1440"/>
           </w:tcPr>
           <w:p>
             <w:r>
@@ -47,7 +48,7 @@
         </w:tc>
         <w:tc>
           <w:tcPr>
-            <w:tcW w:type="dxa" w:w="1728"/>
+            <w:tcW w:type="dxa" w:w="1440"/>
           </w:tcPr>
           <w:p>
             <w:r>
@@ -60,7 +61,7 @@
         </w:tc>
         <w:tc>
           <w:tcPr>
-            <w:tcW w:type="dxa" w:w="1728"/>
+            <w:tcW w:type="dxa" w:w="1440"/>
           </w:tcPr>
           <w:p>
             <w:r>
@@ -73,7 +74,7 @@
         </w:tc>
         <w:tc>
           <w:tcPr>
-            <w:tcW w:type="dxa" w:w="1728"/>
+            <w:tcW w:type="dxa" w:w="1440"/>
           </w:tcPr>
           <w:p>
             <w:r>
@@ -86,7 +87,7 @@
         </w:tc>
         <w:tc>
           <w:tcPr>
-            <w:tcW w:type="dxa" w:w="1728"/>
+            <w:tcW w:type="dxa" w:w="1440"/>
           </w:tcPr>
           <w:p>
             <w:r>
@@ -97,11 +98,17 @@
             </w:r>
           </w:p>
         </w:tc>
+        <w:tc>
+          <w:tcPr>
+            <w:tcW w:type="dxa" w:w="1440"/>
+          </w:tcPr>
+          <w:p/>
+        </w:tc>
       </w:tr>
       <w:tr>
         <w:tc>
           <w:tcPr>
-            <w:tcW w:type="dxa" w:w="1728"/>
+            <w:tcW w:type="dxa" w:w="1440"/>
           </w:tcPr>
           <w:p>
             <w:r>
@@ -111,7 +118,7 @@
         </w:tc>
         <w:tc>
           <w:tcPr>
-            <w:tcW w:type="dxa" w:w="1728"/>
+            <w:tcW w:type="dxa" w:w="1440"/>
           </w:tcPr>
           <w:p>
             <w:r>
@@ -121,7 +128,7 @@
         </w:tc>
         <w:tc>
           <w:tcPr>
-            <w:tcW w:type="dxa" w:w="1728"/>
+            <w:tcW w:type="dxa" w:w="1440"/>
           </w:tcPr>
           <w:p>
             <w:r>
@@ -131,7 +138,7 @@
         </w:tc>
         <w:tc>
           <w:tcPr>
-            <w:tcW w:type="dxa" w:w="1728"/>
+            <w:tcW w:type="dxa" w:w="1440"/>
           </w:tcPr>
           <w:p>
             <w:r>
@@ -141,7 +148,17 @@
         </w:tc>
         <w:tc>
           <w:tcPr>
-            <w:tcW w:type="dxa" w:w="1728"/>
+            <w:tcW w:type="dxa" w:w="1440"/>
+          </w:tcPr>
+          <w:p>
+            <w:r>
+              <w:t>0.00</w:t>
+            </w:r>
+          </w:p>
+        </w:tc>
+        <w:tc>
+          <w:tcPr>
+            <w:tcW w:type="dxa" w:w="1440"/>
           </w:tcPr>
           <w:p>
             <w:r>
@@ -153,7 +170,7 @@
       <w:tr>
         <w:tc>
           <w:tcPr>
-            <w:tcW w:type="dxa" w:w="1728"/>
+            <w:tcW w:type="dxa" w:w="1440"/>
           </w:tcPr>
           <w:p>
             <w:r>
@@ -163,7 +180,7 @@
         </w:tc>
         <w:tc>
           <w:tcPr>
-            <w:tcW w:type="dxa" w:w="1728"/>
+            <w:tcW w:type="dxa" w:w="1440"/>
           </w:tcPr>
           <w:p>
             <w:r>
@@ -173,7 +190,7 @@
         </w:tc>
         <w:tc>
           <w:tcPr>
-            <w:tcW w:type="dxa" w:w="1728"/>
+            <w:tcW w:type="dxa" w:w="1440"/>
           </w:tcPr>
           <w:p>
             <w:r>
@@ -183,7 +200,7 @@
         </w:tc>
         <w:tc>
           <w:tcPr>
-            <w:tcW w:type="dxa" w:w="1728"/>
+            <w:tcW w:type="dxa" w:w="1440"/>
           </w:tcPr>
           <w:p>
             <w:r>
@@ -193,7 +210,17 @@
         </w:tc>
         <w:tc>
           <w:tcPr>
-            <w:tcW w:type="dxa" w:w="1728"/>
+            <w:tcW w:type="dxa" w:w="1440"/>
+          </w:tcPr>
+          <w:p>
+            <w:r>
+              <w:t>0.00</w:t>
+            </w:r>
+          </w:p>
+        </w:tc>
+        <w:tc>
+          <w:tcPr>
+            <w:tcW w:type="dxa" w:w="1440"/>
           </w:tcPr>
           <w:p>
             <w:r>
@@ -205,7 +232,7 @@
       <w:tr>
         <w:tc>
           <w:tcPr>
-            <w:tcW w:type="dxa" w:w="1728"/>
+            <w:tcW w:type="dxa" w:w="1440"/>
           </w:tcPr>
           <w:p>
             <w:r>
@@ -215,7 +242,7 @@
         </w:tc>
         <w:tc>
           <w:tcPr>
-            <w:tcW w:type="dxa" w:w="1728"/>
+            <w:tcW w:type="dxa" w:w="1440"/>
           </w:tcPr>
           <w:p>
             <w:r>
@@ -225,7 +252,7 @@
         </w:tc>
         <w:tc>
           <w:tcPr>
-            <w:tcW w:type="dxa" w:w="1728"/>
+            <w:tcW w:type="dxa" w:w="1440"/>
           </w:tcPr>
           <w:p>
             <w:r>
@@ -235,7 +262,7 @@
         </w:tc>
         <w:tc>
           <w:tcPr>
-            <w:tcW w:type="dxa" w:w="1728"/>
+            <w:tcW w:type="dxa" w:w="1440"/>
           </w:tcPr>
           <w:p>
             <w:r>
@@ -245,7 +272,17 @@
         </w:tc>
         <w:tc>
           <w:tcPr>
-            <w:tcW w:type="dxa" w:w="1728"/>
+            <w:tcW w:type="dxa" w:w="1440"/>
+          </w:tcPr>
+          <w:p>
+            <w:r>
+              <w:t>0.00</w:t>
+            </w:r>
+          </w:p>
+        </w:tc>
+        <w:tc>
+          <w:tcPr>
+            <w:tcW w:type="dxa" w:w="1440"/>
           </w:tcPr>
           <w:p>
             <w:r>
@@ -257,7 +294,7 @@
       <w:tr>
         <w:tc>
           <w:tcPr>
-            <w:tcW w:type="dxa" w:w="1728"/>
+            <w:tcW w:type="dxa" w:w="1440"/>
           </w:tcPr>
           <w:p>
             <w:r>
@@ -267,7 +304,7 @@
         </w:tc>
         <w:tc>
           <w:tcPr>
-            <w:tcW w:type="dxa" w:w="1728"/>
+            <w:tcW w:type="dxa" w:w="1440"/>
           </w:tcPr>
           <w:p>
             <w:r>
@@ -277,7 +314,7 @@
         </w:tc>
         <w:tc>
           <w:tcPr>
-            <w:tcW w:type="dxa" w:w="1728"/>
+            <w:tcW w:type="dxa" w:w="1440"/>
           </w:tcPr>
           <w:p>
             <w:r>
@@ -287,7 +324,7 @@
         </w:tc>
         <w:tc>
           <w:tcPr>
-            <w:tcW w:type="dxa" w:w="1728"/>
+            <w:tcW w:type="dxa" w:w="1440"/>
           </w:tcPr>
           <w:p>
             <w:r>
@@ -297,19 +334,25 @@
         </w:tc>
         <w:tc>
           <w:tcPr>
-            <w:tcW w:type="dxa" w:w="1728"/>
+            <w:tcW w:type="dxa" w:w="1440"/>
           </w:tcPr>
           <w:p>
             <w:r>
               <w:t>This work</w:t>
             </w:r>
           </w:p>
+        </w:tc>
+        <w:tc>
+          <w:tcPr>
+            <w:tcW w:type="dxa" w:w="1440"/>
+          </w:tcPr>
+          <w:p/>
         </w:tc>
       </w:tr>
       <w:tr>
         <w:tc>
           <w:tcPr>
-            <w:tcW w:type="dxa" w:w="1728"/>
+            <w:tcW w:type="dxa" w:w="1440"/>
           </w:tcPr>
           <w:p>
             <w:r>
@@ -319,7 +362,7 @@
         </w:tc>
         <w:tc>
           <w:tcPr>
-            <w:tcW w:type="dxa" w:w="1728"/>
+            <w:tcW w:type="dxa" w:w="1440"/>
           </w:tcPr>
           <w:p>
             <w:r>
@@ -329,7 +372,7 @@
         </w:tc>
         <w:tc>
           <w:tcPr>
-            <w:tcW w:type="dxa" w:w="1728"/>
+            <w:tcW w:type="dxa" w:w="1440"/>
           </w:tcPr>
           <w:p>
             <w:r>
@@ -339,7 +382,7 @@
         </w:tc>
         <w:tc>
           <w:tcPr>
-            <w:tcW w:type="dxa" w:w="1728"/>
+            <w:tcW w:type="dxa" w:w="1440"/>
           </w:tcPr>
           <w:p>
             <w:r>
@@ -349,13 +392,19 @@
         </w:tc>
         <w:tc>
           <w:tcPr>
-            <w:tcW w:type="dxa" w:w="1728"/>
+            <w:tcW w:type="dxa" w:w="1440"/>
           </w:tcPr>
           <w:p>
             <w:r>
               <w:t>This work</w:t>
             </w:r>
           </w:p>
+        </w:tc>
+        <w:tc>
+          <w:tcPr>
+            <w:tcW w:type="dxa" w:w="1440"/>
+          </w:tcPr>
+          <w:p/>
         </w:tc>
       </w:tr>
     </w:tbl>

--- a/results/tables/all_experiment_tables.docx
+++ b/results/tables/all_experiment_tables.docx
@@ -25,17 +25,16 @@
         <w:tblLook w:firstColumn="1" w:firstRow="1" w:lastColumn="0" w:lastRow="0" w:noHBand="0" w:noVBand="1" w:val="04A0"/>
       </w:tblPr>
       <w:tblGrid>
-        <w:gridCol w:w="1440"/>
-        <w:gridCol w:w="1440"/>
-        <w:gridCol w:w="1440"/>
-        <w:gridCol w:w="1440"/>
-        <w:gridCol w:w="1440"/>
-        <w:gridCol w:w="1440"/>
+        <w:gridCol w:w="1728"/>
+        <w:gridCol w:w="1728"/>
+        <w:gridCol w:w="1728"/>
+        <w:gridCol w:w="1728"/>
+        <w:gridCol w:w="1728"/>
       </w:tblGrid>
       <w:tr>
         <w:tc>
           <w:tcPr>
-            <w:tcW w:type="dxa" w:w="1440"/>
+            <w:tcW w:type="dxa" w:w="1728"/>
           </w:tcPr>
           <w:p>
             <w:r>
@@ -48,7 +47,7 @@
         </w:tc>
         <w:tc>
           <w:tcPr>
-            <w:tcW w:type="dxa" w:w="1440"/>
+            <w:tcW w:type="dxa" w:w="1728"/>
           </w:tcPr>
           <w:p>
             <w:r>
@@ -61,7 +60,7 @@
         </w:tc>
         <w:tc>
           <w:tcPr>
-            <w:tcW w:type="dxa" w:w="1440"/>
+            <w:tcW w:type="dxa" w:w="1728"/>
           </w:tcPr>
           <w:p>
             <w:r>
@@ -74,7 +73,7 @@
         </w:tc>
         <w:tc>
           <w:tcPr>
-            <w:tcW w:type="dxa" w:w="1440"/>
+            <w:tcW w:type="dxa" w:w="1728"/>
           </w:tcPr>
           <w:p>
             <w:r>
@@ -87,7 +86,7 @@
         </w:tc>
         <w:tc>
           <w:tcPr>
-            <w:tcW w:type="dxa" w:w="1440"/>
+            <w:tcW w:type="dxa" w:w="1728"/>
           </w:tcPr>
           <w:p>
             <w:r>
@@ -98,17 +97,11 @@
             </w:r>
           </w:p>
         </w:tc>
-        <w:tc>
-          <w:tcPr>
-            <w:tcW w:type="dxa" w:w="1440"/>
-          </w:tcPr>
-          <w:p/>
-        </w:tc>
       </w:tr>
       <w:tr>
         <w:tc>
           <w:tcPr>
-            <w:tcW w:type="dxa" w:w="1440"/>
+            <w:tcW w:type="dxa" w:w="1728"/>
           </w:tcPr>
           <w:p>
             <w:r>
@@ -118,7 +111,7 @@
         </w:tc>
         <w:tc>
           <w:tcPr>
-            <w:tcW w:type="dxa" w:w="1440"/>
+            <w:tcW w:type="dxa" w:w="1728"/>
           </w:tcPr>
           <w:p>
             <w:r>
@@ -128,7 +121,7 @@
         </w:tc>
         <w:tc>
           <w:tcPr>
-            <w:tcW w:type="dxa" w:w="1440"/>
+            <w:tcW w:type="dxa" w:w="1728"/>
           </w:tcPr>
           <w:p>
             <w:r>
@@ -138,7 +131,7 @@
         </w:tc>
         <w:tc>
           <w:tcPr>
-            <w:tcW w:type="dxa" w:w="1440"/>
+            <w:tcW w:type="dxa" w:w="1728"/>
           </w:tcPr>
           <w:p>
             <w:r>
@@ -148,17 +141,7 @@
         </w:tc>
         <w:tc>
           <w:tcPr>
-            <w:tcW w:type="dxa" w:w="1440"/>
-          </w:tcPr>
-          <w:p>
-            <w:r>
-              <w:t>0.00</w:t>
-            </w:r>
-          </w:p>
-        </w:tc>
-        <w:tc>
-          <w:tcPr>
-            <w:tcW w:type="dxa" w:w="1440"/>
+            <w:tcW w:type="dxa" w:w="1728"/>
           </w:tcPr>
           <w:p>
             <w:r>
@@ -170,7 +153,7 @@
       <w:tr>
         <w:tc>
           <w:tcPr>
-            <w:tcW w:type="dxa" w:w="1440"/>
+            <w:tcW w:type="dxa" w:w="1728"/>
           </w:tcPr>
           <w:p>
             <w:r>
@@ -180,7 +163,7 @@
         </w:tc>
         <w:tc>
           <w:tcPr>
-            <w:tcW w:type="dxa" w:w="1440"/>
+            <w:tcW w:type="dxa" w:w="1728"/>
           </w:tcPr>
           <w:p>
             <w:r>
@@ -190,7 +173,7 @@
         </w:tc>
         <w:tc>
           <w:tcPr>
-            <w:tcW w:type="dxa" w:w="1440"/>
+            <w:tcW w:type="dxa" w:w="1728"/>
           </w:tcPr>
           <w:p>
             <w:r>
@@ -200,7 +183,7 @@
         </w:tc>
         <w:tc>
           <w:tcPr>
-            <w:tcW w:type="dxa" w:w="1440"/>
+            <w:tcW w:type="dxa" w:w="1728"/>
           </w:tcPr>
           <w:p>
             <w:r>
@@ -210,17 +193,7 @@
         </w:tc>
         <w:tc>
           <w:tcPr>
-            <w:tcW w:type="dxa" w:w="1440"/>
-          </w:tcPr>
-          <w:p>
-            <w:r>
-              <w:t>0.00</w:t>
-            </w:r>
-          </w:p>
-        </w:tc>
-        <w:tc>
-          <w:tcPr>
-            <w:tcW w:type="dxa" w:w="1440"/>
+            <w:tcW w:type="dxa" w:w="1728"/>
           </w:tcPr>
           <w:p>
             <w:r>
@@ -232,7 +205,7 @@
       <w:tr>
         <w:tc>
           <w:tcPr>
-            <w:tcW w:type="dxa" w:w="1440"/>
+            <w:tcW w:type="dxa" w:w="1728"/>
           </w:tcPr>
           <w:p>
             <w:r>
@@ -242,7 +215,7 @@
         </w:tc>
         <w:tc>
           <w:tcPr>
-            <w:tcW w:type="dxa" w:w="1440"/>
+            <w:tcW w:type="dxa" w:w="1728"/>
           </w:tcPr>
           <w:p>
             <w:r>
@@ -252,7 +225,7 @@
         </w:tc>
         <w:tc>
           <w:tcPr>
-            <w:tcW w:type="dxa" w:w="1440"/>
+            <w:tcW w:type="dxa" w:w="1728"/>
           </w:tcPr>
           <w:p>
             <w:r>
@@ -262,7 +235,7 @@
         </w:tc>
         <w:tc>
           <w:tcPr>
-            <w:tcW w:type="dxa" w:w="1440"/>
+            <w:tcW w:type="dxa" w:w="1728"/>
           </w:tcPr>
           <w:p>
             <w:r>
@@ -272,17 +245,7 @@
         </w:tc>
         <w:tc>
           <w:tcPr>
-            <w:tcW w:type="dxa" w:w="1440"/>
-          </w:tcPr>
-          <w:p>
-            <w:r>
-              <w:t>0.00</w:t>
-            </w:r>
-          </w:p>
-        </w:tc>
-        <w:tc>
-          <w:tcPr>
-            <w:tcW w:type="dxa" w:w="1440"/>
+            <w:tcW w:type="dxa" w:w="1728"/>
           </w:tcPr>
           <w:p>
             <w:r>
@@ -294,7 +257,7 @@
       <w:tr>
         <w:tc>
           <w:tcPr>
-            <w:tcW w:type="dxa" w:w="1440"/>
+            <w:tcW w:type="dxa" w:w="1728"/>
           </w:tcPr>
           <w:p>
             <w:r>
@@ -304,7 +267,7 @@
         </w:tc>
         <w:tc>
           <w:tcPr>
-            <w:tcW w:type="dxa" w:w="1440"/>
+            <w:tcW w:type="dxa" w:w="1728"/>
           </w:tcPr>
           <w:p>
             <w:r>
@@ -314,7 +277,7 @@
         </w:tc>
         <w:tc>
           <w:tcPr>
-            <w:tcW w:type="dxa" w:w="1440"/>
+            <w:tcW w:type="dxa" w:w="1728"/>
           </w:tcPr>
           <w:p>
             <w:r>
@@ -324,7 +287,7 @@
         </w:tc>
         <w:tc>
           <w:tcPr>
-            <w:tcW w:type="dxa" w:w="1440"/>
+            <w:tcW w:type="dxa" w:w="1728"/>
           </w:tcPr>
           <w:p>
             <w:r>
@@ -334,25 +297,19 @@
         </w:tc>
         <w:tc>
           <w:tcPr>
-            <w:tcW w:type="dxa" w:w="1440"/>
+            <w:tcW w:type="dxa" w:w="1728"/>
           </w:tcPr>
           <w:p>
             <w:r>
               <w:t>This work</w:t>
             </w:r>
           </w:p>
-        </w:tc>
-        <w:tc>
-          <w:tcPr>
-            <w:tcW w:type="dxa" w:w="1440"/>
-          </w:tcPr>
-          <w:p/>
         </w:tc>
       </w:tr>
       <w:tr>
         <w:tc>
           <w:tcPr>
-            <w:tcW w:type="dxa" w:w="1440"/>
+            <w:tcW w:type="dxa" w:w="1728"/>
           </w:tcPr>
           <w:p>
             <w:r>
@@ -362,7 +319,7 @@
         </w:tc>
         <w:tc>
           <w:tcPr>
-            <w:tcW w:type="dxa" w:w="1440"/>
+            <w:tcW w:type="dxa" w:w="1728"/>
           </w:tcPr>
           <w:p>
             <w:r>
@@ -372,7 +329,7 @@
         </w:tc>
         <w:tc>
           <w:tcPr>
-            <w:tcW w:type="dxa" w:w="1440"/>
+            <w:tcW w:type="dxa" w:w="1728"/>
           </w:tcPr>
           <w:p>
             <w:r>
@@ -382,7 +339,7 @@
         </w:tc>
         <w:tc>
           <w:tcPr>
-            <w:tcW w:type="dxa" w:w="1440"/>
+            <w:tcW w:type="dxa" w:w="1728"/>
           </w:tcPr>
           <w:p>
             <w:r>
@@ -392,19 +349,13 @@
         </w:tc>
         <w:tc>
           <w:tcPr>
-            <w:tcW w:type="dxa" w:w="1440"/>
+            <w:tcW w:type="dxa" w:w="1728"/>
           </w:tcPr>
           <w:p>
             <w:r>
               <w:t>This work</w:t>
             </w:r>
           </w:p>
-        </w:tc>
-        <w:tc>
-          <w:tcPr>
-            <w:tcW w:type="dxa" w:w="1440"/>
-          </w:tcPr>
-          <w:p/>
         </w:tc>
       </w:tr>
     </w:tbl>
